--- a/test-artifacts/Test_Plan_Manage_KPI_OKR_NEXTGEN.docx
+++ b/test-artifacts/Test_Plan_Manage_KPI_OKR_NEXTGEN.docx
@@ -276,7 +276,7 @@
         <w:rPr>
           <w:sz w:val="24"/>
         </w:rPr>
-        <w:t>Giảng viên hướng dẫn: ThS. Phan Hoàng Khải</w:t>
+        <w:t>Giảng viên hướng dẫn: GVHD. Phan Hoàng Khải</w:t>
       </w:r>
     </w:p>
     <w:p>
